--- a/docs/guides/troubleshooting.docx
+++ b/docs/guides/troubleshooting.docx
@@ -3312,7 +3312,19 @@
         <w:pStyle w:val="FirstParagraph"/>
       </w:pPr>
       <w:r>
-        <w:t xml:space="preserve">The</w:t>
+        <w:rPr>
+          <w:b/>
+          <w:bCs/>
+        </w:rPr>
+        <w:t xml:space="preserve">Fixed in 1.0.44 (TMX-086) — the installer no longer does this by default.</w:t>
+      </w:r>
+    </w:p>
+    <w:p>
+      <w:pPr>
+        <w:pStyle w:val="BodyText"/>
+      </w:pPr>
+      <w:r>
+        <w:t xml:space="preserve">Historically the</w:t>
       </w:r>
       <w:r>
         <w:t xml:space="preserve"> </w:t>
@@ -3327,7 +3339,7 @@
         <w:t xml:space="preserve"> </w:t>
       </w:r>
       <w:r>
-        <w:t xml:space="preserve">installer clones over</w:t>
+        <w:t xml:space="preserve">installer cloned over</w:t>
       </w:r>
       <w:r>
         <w:t xml:space="preserve"> </w:t>
@@ -3343,63 +3355,13 @@
         <w:t xml:space="preserve"> </w:t>
       </w:r>
       <w:r>
-        <w:t xml:space="preserve">so a fresh user</w:t>
-      </w:r>
-      <w:r>
-        <w:t xml:space="preserve"> </w:t>
-      </w:r>
-      <w:r>
-        <w:rPr>
-          <w:b/>
-          <w:bCs/>
-        </w:rPr>
-        <w:t xml:space="preserve">without SSH keys</w:t>
-      </w:r>
-      <w:r>
-        <w:t xml:space="preserve"> </w:t>
-      </w:r>
-      <w:r>
-        <w:t xml:space="preserve">can still fetch the project and its</w:t>
-      </w:r>
-      <w:r>
-        <w:t xml:space="preserve"> </w:t>
-      </w:r>
-      <w:r>
-        <w:rPr>
-          <w:b/>
-          <w:bCs/>
-        </w:rPr>
-        <w:t xml:space="preserve">public</w:t>
-      </w:r>
-      <w:r>
-        <w:t xml:space="preserve"> </w:t>
-      </w:r>
-      <w:r>
-        <w:t xml:space="preserve">github</w:t>
-      </w:r>
-      <w:r>
-        <w:t xml:space="preserve"> </w:t>
-      </w:r>
-      <w:r>
-        <w:t xml:space="preserve">submodules. Because the submodules pin SSH URLs in</w:t>
-      </w:r>
-      <w:r>
-        <w:t xml:space="preserve"> </w:t>
-      </w:r>
-      <w:r>
-        <w:rPr>
-          <w:rStyle w:val="VerbatimChar"/>
-        </w:rPr>
-        <w:t xml:space="preserve">.gitmodules</w:t>
-      </w:r>
-      <w:r>
-        <w:t xml:space="preserve">, the installer</w:t>
-      </w:r>
-      <w:r>
-        <w:t xml:space="preserve"> </w:t>
-      </w:r>
-      <w:r>
-        <w:t xml:space="preserve">applies a git</w:t>
+        <w:t xml:space="preserve">and</w:t>
+      </w:r>
+      <w:r>
+        <w:t xml:space="preserve"> </w:t>
+      </w:r>
+      <w:r>
+        <w:t xml:space="preserve">applied a git</w:t>
       </w:r>
       <w:r>
         <w:t xml:space="preserve"> </w:t>
@@ -3414,7 +3376,7 @@
         <w:t xml:space="preserve"> </w:t>
       </w:r>
       <w:r>
-        <w:t xml:space="preserve">rewrite by default —</w:t>
+        <w:t xml:space="preserve">rewrite —</w:t>
       </w:r>
       <w:r>
         <w:t xml:space="preserve"> </w:t>
@@ -3429,28 +3391,150 @@
         <w:t xml:space="preserve"> </w:t>
       </w:r>
       <w:r>
-        <w:t xml:space="preserve">— so a keyless user's</w:t>
-      </w:r>
-      <w:r>
-        <w:t xml:space="preserve"> </w:t>
-      </w:r>
-      <w:r>
-        <w:t xml:space="preserve">recursive clone resolves those public submodules over HTTPS</w:t>
-      </w:r>
-      <w:r>
-        <w:t xml:space="preserve"> </w:t>
-      </w:r>
-      <w:r>
-        <w:t xml:space="preserve">(</w:t>
-      </w:r>
-      <w:r>
-        <w:rPr>
-          <w:rStyle w:val="VerbatimChar"/>
-        </w:rPr>
-        <w:t xml:space="preserve">scripts/install.sh:142-152</w:t>
-      </w:r>
-      <w:r>
-        <w:t xml:space="preserve">).</w:t>
+        <w:t xml:space="preserve">— to every submodule URL, as a keyless-clone aid. That rewrite converted the</w:t>
+      </w:r>
+      <w:r>
+        <w:t xml:space="preserve"> </w:t>
+      </w:r>
+      <w:r>
+        <w:rPr>
+          <w:b/>
+          <w:bCs/>
+        </w:rPr>
+        <w:t xml:space="preserve">private</w:t>
+      </w:r>
+      <w:r>
+        <w:t xml:space="preserve"> </w:t>
+      </w:r>
+      <w:r>
+        <w:t xml:space="preserve">nested submodule</w:t>
+      </w:r>
+      <w:r>
+        <w:t xml:space="preserve"> </w:t>
+      </w:r>
+      <w:r>
+        <w:rPr>
+          <w:rStyle w:val="VerbatimChar"/>
+        </w:rPr>
+        <w:t xml:space="preserve">constitution/submodules/helix_perf_cache</w:t>
+      </w:r>
+      <w:r>
+        <w:t xml:space="preserve"> </w:t>
+      </w:r>
+      <w:r>
+        <w:t xml:space="preserve">into an</w:t>
+      </w:r>
+      <w:r>
+        <w:t xml:space="preserve"> </w:t>
+      </w:r>
+      <w:r>
+        <w:rPr>
+          <w:i/>
+          <w:iCs/>
+        </w:rPr>
+        <w:t xml:space="preserve">unauthenticated</w:t>
+      </w:r>
+      <w:r>
+        <w:t xml:space="preserve"> </w:t>
+      </w:r>
+      <w:r>
+        <w:t xml:space="preserve">HTTPS fetch; GitHub answered by asking for a username, and</w:t>
+      </w:r>
+      <w:r>
+        <w:t xml:space="preserve"> </w:t>
+      </w:r>
+      <w:r>
+        <w:t xml:space="preserve">with no</w:t>
+      </w:r>
+      <w:r>
+        <w:t xml:space="preserve"> </w:t>
+      </w:r>
+      <w:r>
+        <w:rPr>
+          <w:rStyle w:val="VerbatimChar"/>
+        </w:rPr>
+        <w:t xml:space="preserve">GIT_TERMINAL_PROMPT=0</w:t>
+      </w:r>
+      <w:r>
+        <w:t xml:space="preserve"> </w:t>
+      </w:r>
+      <w:r>
+        <w:t xml:space="preserve">guard the installer BLOCKED on that prompt</w:t>
+      </w:r>
+      <w:r>
+        <w:t xml:space="preserve"> </w:t>
+      </w:r>
+      <w:r>
+        <w:t xml:space="preserve">forever. Under</w:t>
+      </w:r>
+      <w:r>
+        <w:t xml:space="preserve"> </w:t>
+      </w:r>
+      <w:r>
+        <w:rPr>
+          <w:rStyle w:val="VerbatimChar"/>
+        </w:rPr>
+        <w:t xml:space="preserve">curl | bash</w:t>
+      </w:r>
+      <w:r>
+        <w:t xml:space="preserve"> </w:t>
+      </w:r>
+      <w:r>
+        <w:t xml:space="preserve">the prompt is unanswerable, so the install simply</w:t>
+      </w:r>
+      <w:r>
+        <w:t xml:space="preserve"> </w:t>
+      </w:r>
+      <w:r>
+        <w:t xml:space="preserve">hung.</w:t>
+      </w:r>
+    </w:p>
+    <w:p>
+      <w:pPr>
+        <w:pStyle w:val="BodyText"/>
+      </w:pPr>
+      <w:r>
+        <w:t xml:space="preserve">The installer now clones over</w:t>
+      </w:r>
+      <w:r>
+        <w:t xml:space="preserve"> </w:t>
+      </w:r>
+      <w:r>
+        <w:rPr>
+          <w:b/>
+          <w:bCs/>
+        </w:rPr>
+        <w:t xml:space="preserve">SSH (the git protocol) by default</w:t>
+      </w:r>
+      <w:r>
+        <w:t xml:space="preserve">, applies no</w:t>
+      </w:r>
+      <w:r>
+        <w:t xml:space="preserve"> </w:t>
+      </w:r>
+      <w:r>
+        <w:t xml:space="preserve">rewrite, and exports</w:t>
+      </w:r>
+      <w:r>
+        <w:t xml:space="preserve"> </w:t>
+      </w:r>
+      <w:r>
+        <w:rPr>
+          <w:rStyle w:val="VerbatimChar"/>
+        </w:rPr>
+        <w:t xml:space="preserve">GIT_TERMINAL_PROMPT=0</w:t>
+      </w:r>
+      <w:r>
+        <w:t xml:space="preserve"> </w:t>
+      </w:r>
+      <w:r>
+        <w:t xml:space="preserve">so a missing credential can only</w:t>
+      </w:r>
+      <w:r>
+        <w:t xml:space="preserve"> </w:t>
+      </w:r>
+      <w:r>
+        <w:t xml:space="preserve">ever fail fast. If you are on 1.0.44 or later you should not hit this at all.</w:t>
       </w:r>
     </w:p>
     <w:bookmarkEnd w:id="24"/>
@@ -3593,10 +3677,10 @@
         <w:rPr>
           <w:rStyle w:val="VerbatimChar"/>
         </w:rPr>
-        <w:t xml:space="preserve">scripts/install.sh:144-146</w:t>
-      </w:r>
-      <w:r>
-        <w:t xml:space="preserve">).</w:t>
+        <w:t xml:space="preserve">scripts/install.sh</w:t>
+      </w:r>
+      <w:r>
+        <w:t xml:space="preserve">, the GITC config-injection block).</w:t>
       </w:r>
     </w:p>
     <w:bookmarkEnd w:id="25"/>
@@ -3614,7 +3698,37 @@
         <w:pStyle w:val="FirstParagraph"/>
       </w:pPr>
       <w:r>
-        <w:t xml:space="preserve">Disable the rewrite so your SSH key is used for the private submodule. Either:</w:t>
+        <w:t xml:space="preserve">On 1.0.44+ no action is needed — SSH is the default and the rewrite is off.</w:t>
+      </w:r>
+    </w:p>
+    <w:p>
+      <w:pPr>
+        <w:pStyle w:val="BodyText"/>
+      </w:pPr>
+      <w:r>
+        <w:t xml:space="preserve">If you are running an</w:t>
+      </w:r>
+      <w:r>
+        <w:t xml:space="preserve"> </w:t>
+      </w:r>
+      <w:r>
+        <w:rPr>
+          <w:b/>
+          <w:bCs/>
+        </w:rPr>
+        <w:t xml:space="preserve">older</w:t>
+      </w:r>
+      <w:r>
+        <w:t xml:space="preserve"> </w:t>
+      </w:r>
+      <w:r>
+        <w:t xml:space="preserve">installer, disable the rewrite so your SSH key</w:t>
+      </w:r>
+      <w:r>
+        <w:t xml:space="preserve"> </w:t>
+      </w:r>
+      <w:r>
+        <w:t xml:space="preserve">is used for the private submodule. Either:</w:t>
       </w:r>
     </w:p>
     <w:p>
@@ -3744,7 +3858,7 @@
         <w:pStyle w:val="FirstParagraph"/>
       </w:pPr>
       <w:r>
-        <w:t xml:space="preserve">With the rewrite disabled, the submodules clone via their pinned</w:t>
+        <w:t xml:space="preserve">With the rewrite disabled the submodules clone via their pinned</w:t>
       </w:r>
       <w:r>
         <w:t xml:space="preserve"> </w:t>
@@ -3759,38 +3873,50 @@
         <w:t xml:space="preserve"> </w:t>
       </w:r>
       <w:r>
-        <w:t xml:space="preserve">SSH URLs and your key authenticates the private fetch</w:t>
-      </w:r>
-      <w:r>
-        <w:t xml:space="preserve"> </w:t>
-      </w:r>
-      <w:r>
-        <w:t xml:space="preserve">(</w:t>
-      </w:r>
-      <w:r>
-        <w:rPr>
-          <w:rStyle w:val="VerbatimChar"/>
-        </w:rPr>
-        <w:t xml:space="preserve">scripts/install.sh:34,82,92,150-151</w:t>
-      </w:r>
-      <w:r>
-        <w:t xml:space="preserve">). Public-submodule keyless users should</w:t>
-      </w:r>
-      <w:r>
-        <w:t xml:space="preserve"> </w:t>
-      </w:r>
-      <w:r>
-        <w:rPr>
-          <w:b/>
-          <w:bCs/>
-        </w:rPr>
-        <w:t xml:space="preserve">not</w:t>
-      </w:r>
-      <w:r>
-        <w:t xml:space="preserve"> </w:t>
-      </w:r>
-      <w:r>
-        <w:t xml:space="preserve">set this — they need the default rewrite.</w:t>
+        <w:t xml:space="preserve">SSH URLs and your key authenticates the private fetch. On 1.0.44+ the inverse</w:t>
+      </w:r>
+      <w:r>
+        <w:t xml:space="preserve"> </w:t>
+      </w:r>
+      <w:r>
+        <w:t xml:space="preserve">flag</w:t>
+      </w:r>
+      <w:r>
+        <w:t xml:space="preserve"> </w:t>
+      </w:r>
+      <w:r>
+        <w:rPr>
+          <w:rStyle w:val="VerbatimChar"/>
+        </w:rPr>
+        <w:t xml:space="preserve">TMX_INSTALL_HTTPS_REWRITE=1</w:t>
+      </w:r>
+      <w:r>
+        <w:t xml:space="preserve"> </w:t>
+      </w:r>
+      <w:r>
+        <w:t xml:space="preserve">opts</w:t>
+      </w:r>
+      <w:r>
+        <w:t xml:space="preserve"> </w:t>
+      </w:r>
+      <w:r>
+        <w:rPr>
+          <w:i/>
+          <w:iCs/>
+        </w:rPr>
+        <w:t xml:space="preserve">in</w:t>
+      </w:r>
+      <w:r>
+        <w:t xml:space="preserve"> </w:t>
+      </w:r>
+      <w:r>
+        <w:t xml:space="preserve">to the old rewrite; it is off by</w:t>
+      </w:r>
+      <w:r>
+        <w:t xml:space="preserve"> </w:t>
+      </w:r>
+      <w:r>
+        <w:t xml:space="preserve">default and reaches public repos only.</w:t>
       </w:r>
     </w:p>
     <w:p>
